--- a/background.docx
+++ b/background.docx
@@ -1727,6 +1727,13 @@
                                 <w:szCs w:val="18"/>
                               </w:rPr>
                               <w:t>{</w:t>
+                            </w:r>
+                            <w:r>
+                              <w:rPr>
+                                <w:sz w:val="18"/>
+                                <w:szCs w:val="18"/>
+                              </w:rPr>
+                              <w:t>%</w:t>
                             </w:r>
                             <w:proofErr w:type="spellStart"/>
                             <w:r>
@@ -1789,6 +1796,13 @@
                         </w:rPr>
                         <w:t>{</w:t>
                       </w:r>
+                      <w:r>
+                        <w:rPr>
+                          <w:sz w:val="18"/>
+                          <w:szCs w:val="18"/>
+                        </w:rPr>
+                        <w:t>%</w:t>
+                      </w:r>
                       <w:proofErr w:type="spellStart"/>
                       <w:r>
                         <w:rPr>
@@ -2804,6 +2818,13 @@
                                 <w:szCs w:val="18"/>
                               </w:rPr>
                               <w:t>{</w:t>
+                            </w:r>
+                            <w:r>
+                              <w:rPr>
+                                <w:sz w:val="18"/>
+                                <w:szCs w:val="18"/>
+                              </w:rPr>
+                              <w:t>%</w:t>
                             </w:r>
                             <w:proofErr w:type="spellStart"/>
                             <w:r>
@@ -2860,6 +2881,13 @@
                           <w:szCs w:val="18"/>
                         </w:rPr>
                         <w:t>{</w:t>
+                      </w:r>
+                      <w:r>
+                        <w:rPr>
+                          <w:sz w:val="18"/>
+                          <w:szCs w:val="18"/>
+                        </w:rPr>
+                        <w:t>%</w:t>
                       </w:r>
                       <w:proofErr w:type="spellStart"/>
                       <w:r>
